--- a/docs/DDAS_User_Manual.docx
+++ b/docs/DDAS_User_Manual.docx
@@ -4,39 +4,26 @@
   <w:body>
     <w:p>
       <w:pPr>
-        <w:pStyle w:val="ManualTitle"/>
-      </w:pPr>
-      <w:r>
-        <w:rPr>
-          <w:rFonts w:ascii="Calibri" w:hAnsi="Calibri"/>
-          <w:sz w:val="22"/>
-          <w:b/>
+        <w:pStyle w:val="Title"/>
+      </w:pPr>
+      <w:r>
+        <w:rPr>
+          <w:rFonts w:ascii="Calibri" w:hAnsi="Calibri"/>
+          <w:sz w:val="22"/>
         </w:rPr>
         <w:t xml:space="preserve">DDAS User Manual</w:t>
       </w:r>
     </w:p>
     <w:p>
       <w:pPr>
-        <w:pStyle w:val="ManualSubtitle"/>
-      </w:pPr>
-      <w:r>
-        <w:rPr>
-          <w:rFonts w:ascii="Calibri" w:hAnsi="Calibri"/>
-          <w:sz w:val="22"/>
-        </w:rPr>
-        <w:t xml:space="preserve">Digital Document Archiving System</w:t>
-      </w:r>
-    </w:p>
-    <w:p>
-      <w:pPr>
-        <w:pStyle w:val="ManualLead"/>
-      </w:pPr>
-      <w:r>
-        <w:rPr>
-          <w:rFonts w:ascii="Calibri" w:hAnsi="Calibri"/>
-          <w:sz w:val="22"/>
-        </w:rPr>
-        <w:t xml:space="preserve">Generated from the project manuals in the DDAS repository.</w:t>
+        <w:pStyle w:val="Subtitle"/>
+      </w:pPr>
+      <w:r>
+        <w:rPr>
+          <w:rFonts w:ascii="Calibri" w:hAnsi="Calibri"/>
+          <w:sz w:val="22"/>
+        </w:rPr>
+        <w:t xml:space="preserve">Digital Document Archiving System reference manual</w:t>
       </w:r>
     </w:p>
     <w:p>
@@ -78,7 +65,6 @@
         <w:rPr>
           <w:rFonts w:ascii="Consolas" w:hAnsi="Consolas"/>
           <w:sz w:val="18"/>
-          <w:shd w:fill="F2F4F7"/>
         </w:rPr>
         <w:t xml:space="preserve">database/install.php</w:t>
       </w:r>
@@ -87,22 +73,21 @@
           <w:rFonts w:ascii="Calibri" w:hAnsi="Calibri"/>
           <w:sz w:val="22"/>
         </w:rPr>
-        <w:t xml:space="preserve">, the system creates these seed accounts:</w:t>
+        <w:t xml:space="preserve"> on a new database, the system creates one default administrator account:</w:t>
       </w:r>
     </w:p>
     <w:tbl>
       <w:tblPr>
-        <w:tblStyle w:val="TableGrid"/>
         <w:tblW w:w="9360" w:type="dxa"/>
         <w:tblInd w:w="120" w:type="dxa"/>
         <w:tblLayout w:type="fixed"/>
         <w:tblBorders>
-          <w:top w:val="single" w:sz="4" w:space="0" w:color="CBD5E1"/>
-          <w:left w:val="single" w:sz="4" w:space="0" w:color="CBD5E1"/>
-          <w:bottom w:val="single" w:sz="4" w:space="0" w:color="CBD5E1"/>
-          <w:right w:val="single" w:sz="4" w:space="0" w:color="CBD5E1"/>
-          <w:insideH w:val="single" w:sz="4" w:space="0" w:color="CBD5E1"/>
-          <w:insideV w:val="single" w:sz="4" w:space="0" w:color="CBD5E1"/>
+          <w:top w:val="single" w:sz="4" w:color="CBD5E1"/>
+          <w:left w:val="single" w:sz="4" w:color="CBD5E1"/>
+          <w:bottom w:val="single" w:sz="4" w:color="CBD5E1"/>
+          <w:right w:val="single" w:sz="4" w:color="CBD5E1"/>
+          <w:insideH w:val="single" w:sz="4" w:color="CBD5E1"/>
+          <w:insideV w:val="single" w:sz="4" w:color="CBD5E1"/>
         </w:tblBorders>
         <w:tblCellMar>
           <w:top w:w="80" w:type="dxa"/>
@@ -112,15 +97,15 @@
         </w:tblCellMar>
       </w:tblPr>
       <w:tblGrid>
-        <w:gridCol w:w="1980"/>
-        <w:gridCol w:w="1980"/>
-        <w:gridCol w:w="1980"/>
-        <w:gridCol w:w="3420"/>
+        <w:gridCol w:w="1900"/>
+        <w:gridCol w:w="2100"/>
+        <w:gridCol w:w="2000"/>
+        <w:gridCol w:w="3360"/>
       </w:tblGrid>
       <w:tr>
         <w:tc>
           <w:tcPr>
-            <w:tcW w:w="1980" w:type="dxa"/>
+            <w:tcW w:w="1900" w:type="dxa"/>
             <w:shd w:fill="E8EEF5"/>
           </w:tcPr>
           <w:p>
@@ -131,7 +116,6 @@
               <w:rPr>
                 <w:rFonts w:ascii="Calibri" w:hAnsi="Calibri"/>
                 <w:sz w:val="22"/>
-                <w:b/>
               </w:rPr>
               <w:t xml:space="preserve">Username</w:t>
             </w:r>
@@ -139,7 +123,7 @@
         </w:tc>
         <w:tc>
           <w:tcPr>
-            <w:tcW w:w="1980" w:type="dxa"/>
+            <w:tcW w:w="2100" w:type="dxa"/>
             <w:shd w:fill="E8EEF5"/>
           </w:tcPr>
           <w:p>
@@ -150,7 +134,6 @@
               <w:rPr>
                 <w:rFonts w:ascii="Calibri" w:hAnsi="Calibri"/>
                 <w:sz w:val="22"/>
-                <w:b/>
               </w:rPr>
               <w:t xml:space="preserve">Default Password</w:t>
             </w:r>
@@ -158,7 +141,7 @@
         </w:tc>
         <w:tc>
           <w:tcPr>
-            <w:tcW w:w="1980" w:type="dxa"/>
+            <w:tcW w:w="2000" w:type="dxa"/>
             <w:shd w:fill="E8EEF5"/>
           </w:tcPr>
           <w:p>
@@ -169,7 +152,6 @@
               <w:rPr>
                 <w:rFonts w:ascii="Calibri" w:hAnsi="Calibri"/>
                 <w:sz w:val="22"/>
-                <w:b/>
               </w:rPr>
               <w:t xml:space="preserve">Access Group</w:t>
             </w:r>
@@ -177,7 +159,7 @@
         </w:tc>
         <w:tc>
           <w:tcPr>
-            <w:tcW w:w="3420" w:type="dxa"/>
+            <w:tcW w:w="3360" w:type="dxa"/>
             <w:shd w:fill="E8EEF5"/>
           </w:tcPr>
           <w:p>
@@ -188,7 +170,6 @@
               <w:rPr>
                 <w:rFonts w:ascii="Calibri" w:hAnsi="Calibri"/>
                 <w:sz w:val="22"/>
-                <w:b/>
               </w:rPr>
               <w:t xml:space="preserve">Intended Use</w:t>
             </w:r>
@@ -198,7 +179,7 @@
       <w:tr>
         <w:tc>
           <w:tcPr>
-            <w:tcW w:w="1980" w:type="dxa"/>
+            <w:tcW w:w="1900" w:type="dxa"/>
           </w:tcPr>
           <w:p>
             <w:pPr>
@@ -208,7 +189,6 @@
               <w:rPr>
                 <w:rFonts w:ascii="Consolas" w:hAnsi="Consolas"/>
                 <w:sz w:val="18"/>
-                <w:shd w:fill="F2F4F7"/>
               </w:rPr>
               <w:t xml:space="preserve">sys.admin</w:t>
             </w:r>
@@ -216,7 +196,7 @@
         </w:tc>
         <w:tc>
           <w:tcPr>
-            <w:tcW w:w="1980" w:type="dxa"/>
+            <w:tcW w:w="2100" w:type="dxa"/>
           </w:tcPr>
           <w:p>
             <w:pPr>
@@ -226,7 +206,6 @@
               <w:rPr>
                 <w:rFonts w:ascii="Consolas" w:hAnsi="Consolas"/>
                 <w:sz w:val="18"/>
-                <w:shd w:fill="F2F4F7"/>
               </w:rPr>
               <w:t xml:space="preserve">ChangeMe123!</w:t>
             </w:r>
@@ -234,7 +213,7 @@
         </w:tc>
         <w:tc>
           <w:tcPr>
-            <w:tcW w:w="1980" w:type="dxa"/>
+            <w:tcW w:w="2000" w:type="dxa"/>
           </w:tcPr>
           <w:p>
             <w:pPr>
@@ -251,7 +230,7 @@
         </w:tc>
         <w:tc>
           <w:tcPr>
-            <w:tcW w:w="3420" w:type="dxa"/>
+            <w:tcW w:w="3360" w:type="dxa"/>
           </w:tcPr>
           <w:p>
             <w:pPr>
@@ -267,222 +246,6 @@
           </w:p>
         </w:tc>
       </w:tr>
-      <w:tr>
-        <w:tc>
-          <w:tcPr>
-            <w:tcW w:w="1980" w:type="dxa"/>
-          </w:tcPr>
-          <w:p>
-            <w:pPr>
-              <w:pStyle w:val="Normal"/>
-            </w:pPr>
-            <w:r>
-              <w:rPr>
-                <w:rFonts w:ascii="Consolas" w:hAnsi="Consolas"/>
-                <w:sz w:val="18"/>
-                <w:shd w:fill="F2F4F7"/>
-              </w:rPr>
-              <w:t xml:space="preserve">division.chief</w:t>
-            </w:r>
-          </w:p>
-        </w:tc>
-        <w:tc>
-          <w:tcPr>
-            <w:tcW w:w="1980" w:type="dxa"/>
-          </w:tcPr>
-          <w:p>
-            <w:pPr>
-              <w:pStyle w:val="Normal"/>
-            </w:pPr>
-            <w:r>
-              <w:rPr>
-                <w:rFonts w:ascii="Consolas" w:hAnsi="Consolas"/>
-                <w:sz w:val="18"/>
-                <w:shd w:fill="F2F4F7"/>
-              </w:rPr>
-              <w:t xml:space="preserve">ChangeMe123!</w:t>
-            </w:r>
-          </w:p>
-        </w:tc>
-        <w:tc>
-          <w:tcPr>
-            <w:tcW w:w="1980" w:type="dxa"/>
-          </w:tcPr>
-          <w:p>
-            <w:pPr>
-              <w:pStyle w:val="Normal"/>
-            </w:pPr>
-            <w:r>
-              <w:rPr>
-                <w:rFonts w:ascii="Calibri" w:hAnsi="Calibri"/>
-                <w:sz w:val="22"/>
-              </w:rPr>
-              <w:t xml:space="preserve">Internal</w:t>
-            </w:r>
-          </w:p>
-        </w:tc>
-        <w:tc>
-          <w:tcPr>
-            <w:tcW w:w="3420" w:type="dxa"/>
-          </w:tcPr>
-          <w:p>
-            <w:pPr>
-              <w:pStyle w:val="Normal"/>
-            </w:pPr>
-            <w:r>
-              <w:rPr>
-                <w:rFonts w:ascii="Calibri" w:hAnsi="Calibri"/>
-                <w:sz w:val="22"/>
-              </w:rPr>
-              <w:t xml:space="preserve">Internal PSED leadership/account user</w:t>
-            </w:r>
-          </w:p>
-        </w:tc>
-      </w:tr>
-      <w:tr>
-        <w:tc>
-          <w:tcPr>
-            <w:tcW w:w="1980" w:type="dxa"/>
-          </w:tcPr>
-          <w:p>
-            <w:pPr>
-              <w:pStyle w:val="Normal"/>
-            </w:pPr>
-            <w:r>
-              <w:rPr>
-                <w:rFonts w:ascii="Consolas" w:hAnsi="Consolas"/>
-                <w:sz w:val="18"/>
-                <w:shd w:fill="F2F4F7"/>
-              </w:rPr>
-              <w:t xml:space="preserve">psed.staff</w:t>
-            </w:r>
-          </w:p>
-        </w:tc>
-        <w:tc>
-          <w:tcPr>
-            <w:tcW w:w="1980" w:type="dxa"/>
-          </w:tcPr>
-          <w:p>
-            <w:pPr>
-              <w:pStyle w:val="Normal"/>
-            </w:pPr>
-            <w:r>
-              <w:rPr>
-                <w:rFonts w:ascii="Consolas" w:hAnsi="Consolas"/>
-                <w:sz w:val="18"/>
-                <w:shd w:fill="F2F4F7"/>
-              </w:rPr>
-              <w:t xml:space="preserve">ChangeMe123!</w:t>
-            </w:r>
-          </w:p>
-        </w:tc>
-        <w:tc>
-          <w:tcPr>
-            <w:tcW w:w="1980" w:type="dxa"/>
-          </w:tcPr>
-          <w:p>
-            <w:pPr>
-              <w:pStyle w:val="Normal"/>
-            </w:pPr>
-            <w:r>
-              <w:rPr>
-                <w:rFonts w:ascii="Calibri" w:hAnsi="Calibri"/>
-                <w:sz w:val="22"/>
-              </w:rPr>
-              <w:t xml:space="preserve">Internal</w:t>
-            </w:r>
-          </w:p>
-        </w:tc>
-        <w:tc>
-          <w:tcPr>
-            <w:tcW w:w="3420" w:type="dxa"/>
-          </w:tcPr>
-          <w:p>
-            <w:pPr>
-              <w:pStyle w:val="Normal"/>
-            </w:pPr>
-            <w:r>
-              <w:rPr>
-                <w:rFonts w:ascii="Calibri" w:hAnsi="Calibri"/>
-                <w:sz w:val="22"/>
-              </w:rPr>
-              <w:t xml:space="preserve">Internal PSED staff user</w:t>
-            </w:r>
-          </w:p>
-        </w:tc>
-      </w:tr>
-      <w:tr>
-        <w:tc>
-          <w:tcPr>
-            <w:tcW w:w="1980" w:type="dxa"/>
-          </w:tcPr>
-          <w:p>
-            <w:pPr>
-              <w:pStyle w:val="Normal"/>
-            </w:pPr>
-            <w:r>
-              <w:rPr>
-                <w:rFonts w:ascii="Consolas" w:hAnsi="Consolas"/>
-                <w:sz w:val="18"/>
-                <w:shd w:fill="F2F4F7"/>
-              </w:rPr>
-              <w:t xml:space="preserve">cgo.bago</w:t>
-            </w:r>
-          </w:p>
-        </w:tc>
-        <w:tc>
-          <w:tcPr>
-            <w:tcW w:w="1980" w:type="dxa"/>
-          </w:tcPr>
-          <w:p>
-            <w:pPr>
-              <w:pStyle w:val="Normal"/>
-            </w:pPr>
-            <w:r>
-              <w:rPr>
-                <w:rFonts w:ascii="Consolas" w:hAnsi="Consolas"/>
-                <w:sz w:val="18"/>
-                <w:shd w:fill="F2F4F7"/>
-              </w:rPr>
-              <w:t xml:space="preserve">ChangeMe123!</w:t>
-            </w:r>
-          </w:p>
-        </w:tc>
-        <w:tc>
-          <w:tcPr>
-            <w:tcW w:w="1980" w:type="dxa"/>
-          </w:tcPr>
-          <w:p>
-            <w:pPr>
-              <w:pStyle w:val="Normal"/>
-            </w:pPr>
-            <w:r>
-              <w:rPr>
-                <w:rFonts w:ascii="Calibri" w:hAnsi="Calibri"/>
-                <w:sz w:val="22"/>
-              </w:rPr>
-              <w:t xml:space="preserve">Agency</w:t>
-            </w:r>
-          </w:p>
-        </w:tc>
-        <w:tc>
-          <w:tcPr>
-            <w:tcW w:w="3420" w:type="dxa"/>
-          </w:tcPr>
-          <w:p>
-            <w:pPr>
-              <w:pStyle w:val="Normal"/>
-            </w:pPr>
-            <w:r>
-              <w:rPr>
-                <w:rFonts w:ascii="Calibri" w:hAnsi="Calibri"/>
-                <w:sz w:val="22"/>
-              </w:rPr>
-              <w:t xml:space="preserve">Sample agency account for PRIME-HRM uploads</w:t>
-            </w:r>
-          </w:p>
-        </w:tc>
-      </w:tr>
     </w:tbl>
     <w:p>
       <w:pPr>
@@ -493,13 +256,12 @@
           <w:rFonts w:ascii="Calibri" w:hAnsi="Calibri"/>
           <w:sz w:val="22"/>
         </w:rPr>
-        <w:t xml:space="preserve">Important: Change all default passwords immediately after installation. Seeded and newly created users are marked with </w:t>
+        <w:t xml:space="preserve">Important: Change the default password immediately after installation. The default account and newly created users are marked with </w:t>
       </w:r>
       <w:r>
         <w:rPr>
           <w:rFonts w:ascii="Consolas" w:hAnsi="Consolas"/>
           <w:sz w:val="18"/>
-          <w:shd w:fill="F2F4F7"/>
         </w:rPr>
         <w:t xml:space="preserve">must_change_password = 1</w:t>
       </w:r>
@@ -537,17 +299,16 @@
     </w:p>
     <w:tbl>
       <w:tblPr>
-        <w:tblStyle w:val="TableGrid"/>
         <w:tblW w:w="9360" w:type="dxa"/>
         <w:tblInd w:w="120" w:type="dxa"/>
         <w:tblLayout w:type="fixed"/>
         <w:tblBorders>
-          <w:top w:val="single" w:sz="4" w:space="0" w:color="CBD5E1"/>
-          <w:left w:val="single" w:sz="4" w:space="0" w:color="CBD5E1"/>
-          <w:bottom w:val="single" w:sz="4" w:space="0" w:color="CBD5E1"/>
-          <w:right w:val="single" w:sz="4" w:space="0" w:color="CBD5E1"/>
-          <w:insideH w:val="single" w:sz="4" w:space="0" w:color="CBD5E1"/>
-          <w:insideV w:val="single" w:sz="4" w:space="0" w:color="CBD5E1"/>
+          <w:top w:val="single" w:sz="4" w:color="CBD5E1"/>
+          <w:left w:val="single" w:sz="4" w:color="CBD5E1"/>
+          <w:bottom w:val="single" w:sz="4" w:color="CBD5E1"/>
+          <w:right w:val="single" w:sz="4" w:color="CBD5E1"/>
+          <w:insideH w:val="single" w:sz="4" w:color="CBD5E1"/>
+          <w:insideV w:val="single" w:sz="4" w:color="CBD5E1"/>
         </w:tblBorders>
         <w:tblCellMar>
           <w:top w:w="80" w:type="dxa"/>
@@ -574,7 +335,6 @@
               <w:rPr>
                 <w:rFonts w:ascii="Calibri" w:hAnsi="Calibri"/>
                 <w:sz w:val="22"/>
-                <w:b/>
               </w:rPr>
               <w:t xml:space="preserve">Access Group</w:t>
             </w:r>
@@ -593,7 +353,6 @@
               <w:rPr>
                 <w:rFonts w:ascii="Calibri" w:hAnsi="Calibri"/>
                 <w:sz w:val="22"/>
-                <w:b/>
               </w:rPr>
               <w:t xml:space="preserve">Main Capabilities</w:t>
             </w:r>
@@ -723,7 +482,7 @@
     </w:p>
     <w:p>
       <w:pPr>
-        <w:pStyle w:val="ListBulletManual"/>
+        <w:pStyle w:val="ListBullet"/>
         <w:numPr>
           <w:ilvl w:val="0"/>
           <w:numId w:val="1"/>
@@ -739,7 +498,7 @@
     </w:p>
     <w:p>
       <w:pPr>
-        <w:pStyle w:val="ListBulletManual"/>
+        <w:pStyle w:val="ListBullet"/>
         <w:numPr>
           <w:ilvl w:val="0"/>
           <w:numId w:val="1"/>
@@ -755,7 +514,7 @@
     </w:p>
     <w:p>
       <w:pPr>
-        <w:pStyle w:val="ListBulletManual"/>
+        <w:pStyle w:val="ListBullet"/>
         <w:numPr>
           <w:ilvl w:val="0"/>
           <w:numId w:val="1"/>
@@ -771,7 +530,7 @@
     </w:p>
     <w:p>
       <w:pPr>
-        <w:pStyle w:val="ListBulletManual"/>
+        <w:pStyle w:val="ListBullet"/>
         <w:numPr>
           <w:ilvl w:val="0"/>
           <w:numId w:val="1"/>
@@ -787,7 +546,7 @@
     </w:p>
     <w:p>
       <w:pPr>
-        <w:pStyle w:val="ListBulletManual"/>
+        <w:pStyle w:val="ListBullet"/>
         <w:numPr>
           <w:ilvl w:val="0"/>
           <w:numId w:val="1"/>
@@ -803,7 +562,7 @@
     </w:p>
     <w:p>
       <w:pPr>
-        <w:pStyle w:val="ListBulletManual"/>
+        <w:pStyle w:val="ListBullet"/>
         <w:numPr>
           <w:ilvl w:val="0"/>
           <w:numId w:val="1"/>
@@ -856,7 +615,6 @@
         <w:rPr>
           <w:rFonts w:ascii="Consolas" w:hAnsi="Consolas"/>
           <w:sz w:val="18"/>
-          <w:shd w:fill="F2F4F7"/>
         </w:rPr>
         <w:t xml:space="preserve">index.php</w:t>
       </w:r>
@@ -930,7 +688,7 @@
     </w:p>
     <w:p>
       <w:pPr>
-        <w:pStyle w:val="ListBulletManual"/>
+        <w:pStyle w:val="ListBullet"/>
         <w:numPr>
           <w:ilvl w:val="0"/>
           <w:numId w:val="1"/>
@@ -946,7 +704,7 @@
     </w:p>
     <w:p>
       <w:pPr>
-        <w:pStyle w:val="ListBulletManual"/>
+        <w:pStyle w:val="ListBullet"/>
         <w:numPr>
           <w:ilvl w:val="0"/>
           <w:numId w:val="1"/>
@@ -962,7 +720,7 @@
     </w:p>
     <w:p>
       <w:pPr>
-        <w:pStyle w:val="ListBulletManual"/>
+        <w:pStyle w:val="ListBullet"/>
         <w:numPr>
           <w:ilvl w:val="0"/>
           <w:numId w:val="1"/>
@@ -978,7 +736,7 @@
     </w:p>
     <w:p>
       <w:pPr>
-        <w:pStyle w:val="ListBulletManual"/>
+        <w:pStyle w:val="ListBullet"/>
         <w:numPr>
           <w:ilvl w:val="0"/>
           <w:numId w:val="1"/>
@@ -994,7 +752,7 @@
     </w:p>
     <w:p>
       <w:pPr>
-        <w:pStyle w:val="ListBulletManual"/>
+        <w:pStyle w:val="ListBullet"/>
         <w:numPr>
           <w:ilvl w:val="0"/>
           <w:numId w:val="1"/>
@@ -1010,7 +768,7 @@
     </w:p>
     <w:p>
       <w:pPr>
-        <w:pStyle w:val="ListBulletManual"/>
+        <w:pStyle w:val="ListBullet"/>
         <w:numPr>
           <w:ilvl w:val="0"/>
           <w:numId w:val="1"/>
@@ -1026,7 +784,7 @@
     </w:p>
     <w:p>
       <w:pPr>
-        <w:pStyle w:val="ListBulletManual"/>
+        <w:pStyle w:val="ListBullet"/>
         <w:numPr>
           <w:ilvl w:val="0"/>
           <w:numId w:val="1"/>
@@ -1054,7 +812,7 @@
     </w:p>
     <w:p>
       <w:pPr>
-        <w:pStyle w:val="ListBulletManual"/>
+        <w:pStyle w:val="ListBullet"/>
         <w:numPr>
           <w:ilvl w:val="0"/>
           <w:numId w:val="1"/>
@@ -1070,7 +828,7 @@
     </w:p>
     <w:p>
       <w:pPr>
-        <w:pStyle w:val="ListBulletManual"/>
+        <w:pStyle w:val="ListBullet"/>
         <w:numPr>
           <w:ilvl w:val="0"/>
           <w:numId w:val="1"/>
@@ -1134,7 +892,7 @@
     </w:p>
     <w:p>
       <w:pPr>
-        <w:pStyle w:val="ListBulletManual"/>
+        <w:pStyle w:val="ListBullet"/>
         <w:numPr>
           <w:ilvl w:val="0"/>
           <w:numId w:val="1"/>
@@ -1150,7 +908,7 @@
     </w:p>
     <w:p>
       <w:pPr>
-        <w:pStyle w:val="ListBulletManual"/>
+        <w:pStyle w:val="ListBullet"/>
         <w:numPr>
           <w:ilvl w:val="0"/>
           <w:numId w:val="1"/>
@@ -1166,7 +924,7 @@
     </w:p>
     <w:p>
       <w:pPr>
-        <w:pStyle w:val="ListBulletManual"/>
+        <w:pStyle w:val="ListBullet"/>
         <w:numPr>
           <w:ilvl w:val="0"/>
           <w:numId w:val="1"/>
@@ -1182,7 +940,7 @@
     </w:p>
     <w:p>
       <w:pPr>
-        <w:pStyle w:val="ListBulletManual"/>
+        <w:pStyle w:val="ListBullet"/>
         <w:numPr>
           <w:ilvl w:val="0"/>
           <w:numId w:val="1"/>
@@ -1198,7 +956,7 @@
     </w:p>
     <w:p>
       <w:pPr>
-        <w:pStyle w:val="ListBulletManual"/>
+        <w:pStyle w:val="ListBullet"/>
         <w:numPr>
           <w:ilvl w:val="0"/>
           <w:numId w:val="1"/>
@@ -1214,7 +972,7 @@
     </w:p>
     <w:p>
       <w:pPr>
-        <w:pStyle w:val="ListBulletManual"/>
+        <w:pStyle w:val="ListBullet"/>
         <w:numPr>
           <w:ilvl w:val="0"/>
           <w:numId w:val="1"/>
@@ -1230,7 +988,7 @@
     </w:p>
     <w:p>
       <w:pPr>
-        <w:pStyle w:val="ListBulletManual"/>
+        <w:pStyle w:val="ListBullet"/>
         <w:numPr>
           <w:ilvl w:val="0"/>
           <w:numId w:val="1"/>
@@ -1258,7 +1016,7 @@
     </w:p>
     <w:p>
       <w:pPr>
-        <w:pStyle w:val="ListBulletManual"/>
+        <w:pStyle w:val="ListBullet"/>
         <w:numPr>
           <w:ilvl w:val="0"/>
           <w:numId w:val="1"/>
@@ -1274,7 +1032,7 @@
     </w:p>
     <w:p>
       <w:pPr>
-        <w:pStyle w:val="ListBulletManual"/>
+        <w:pStyle w:val="ListBullet"/>
         <w:numPr>
           <w:ilvl w:val="0"/>
           <w:numId w:val="1"/>
@@ -1290,7 +1048,7 @@
     </w:p>
     <w:p>
       <w:pPr>
-        <w:pStyle w:val="ListBulletManual"/>
+        <w:pStyle w:val="ListBullet"/>
         <w:numPr>
           <w:ilvl w:val="0"/>
           <w:numId w:val="1"/>
@@ -1306,7 +1064,7 @@
     </w:p>
     <w:p>
       <w:pPr>
-        <w:pStyle w:val="ListBulletManual"/>
+        <w:pStyle w:val="ListBullet"/>
         <w:numPr>
           <w:ilvl w:val="0"/>
           <w:numId w:val="1"/>
@@ -1358,7 +1116,7 @@
     </w:p>
     <w:p>
       <w:pPr>
-        <w:pStyle w:val="ListNumberManual"/>
+        <w:pStyle w:val="ListNumber"/>
         <w:numPr>
           <w:ilvl w:val="0"/>
           <w:numId w:val="2"/>
@@ -1374,7 +1132,7 @@
     </w:p>
     <w:p>
       <w:pPr>
-        <w:pStyle w:val="ListNumberManual"/>
+        <w:pStyle w:val="ListNumber"/>
         <w:numPr>
           <w:ilvl w:val="0"/>
           <w:numId w:val="2"/>
@@ -1390,7 +1148,7 @@
     </w:p>
     <w:p>
       <w:pPr>
-        <w:pStyle w:val="ListNumberManual"/>
+        <w:pStyle w:val="ListNumber"/>
         <w:numPr>
           <w:ilvl w:val="0"/>
           <w:numId w:val="2"/>
@@ -1406,7 +1164,7 @@
     </w:p>
     <w:p>
       <w:pPr>
-        <w:pStyle w:val="ListBulletManual"/>
+        <w:pStyle w:val="ListBullet"/>
         <w:numPr>
           <w:ilvl w:val="0"/>
           <w:numId w:val="1"/>
@@ -1422,7 +1180,7 @@
     </w:p>
     <w:p>
       <w:pPr>
-        <w:pStyle w:val="ListBulletManual"/>
+        <w:pStyle w:val="ListBullet"/>
         <w:numPr>
           <w:ilvl w:val="0"/>
           <w:numId w:val="1"/>
@@ -1438,7 +1196,7 @@
     </w:p>
     <w:p>
       <w:pPr>
-        <w:pStyle w:val="ListBulletManual"/>
+        <w:pStyle w:val="ListBullet"/>
         <w:numPr>
           <w:ilvl w:val="0"/>
           <w:numId w:val="1"/>
@@ -1454,7 +1212,7 @@
     </w:p>
     <w:p>
       <w:pPr>
-        <w:pStyle w:val="ListNumberManual"/>
+        <w:pStyle w:val="ListNumber"/>
         <w:numPr>
           <w:ilvl w:val="0"/>
           <w:numId w:val="2"/>
@@ -1470,7 +1228,7 @@
     </w:p>
     <w:p>
       <w:pPr>
-        <w:pStyle w:val="ListNumberManual"/>
+        <w:pStyle w:val="ListNumber"/>
         <w:numPr>
           <w:ilvl w:val="0"/>
           <w:numId w:val="2"/>
@@ -1486,7 +1244,7 @@
     </w:p>
     <w:p>
       <w:pPr>
-        <w:pStyle w:val="ListNumberManual"/>
+        <w:pStyle w:val="ListNumber"/>
         <w:numPr>
           <w:ilvl w:val="0"/>
           <w:numId w:val="2"/>
@@ -1502,7 +1260,7 @@
     </w:p>
     <w:p>
       <w:pPr>
-        <w:pStyle w:val="ListNumberManual"/>
+        <w:pStyle w:val="ListNumber"/>
         <w:numPr>
           <w:ilvl w:val="0"/>
           <w:numId w:val="2"/>
@@ -1554,7 +1312,7 @@
     </w:p>
     <w:p>
       <w:pPr>
-        <w:pStyle w:val="ListBulletManual"/>
+        <w:pStyle w:val="ListBullet"/>
         <w:numPr>
           <w:ilvl w:val="0"/>
           <w:numId w:val="1"/>
@@ -1570,7 +1328,7 @@
     </w:p>
     <w:p>
       <w:pPr>
-        <w:pStyle w:val="ListBulletManual"/>
+        <w:pStyle w:val="ListBullet"/>
         <w:numPr>
           <w:ilvl w:val="0"/>
           <w:numId w:val="1"/>
@@ -1586,7 +1344,7 @@
     </w:p>
     <w:p>
       <w:pPr>
-        <w:pStyle w:val="ListBulletManual"/>
+        <w:pStyle w:val="ListBullet"/>
         <w:numPr>
           <w:ilvl w:val="0"/>
           <w:numId w:val="1"/>
@@ -1602,7 +1360,7 @@
     </w:p>
     <w:p>
       <w:pPr>
-        <w:pStyle w:val="ListBulletManual"/>
+        <w:pStyle w:val="ListBullet"/>
         <w:numPr>
           <w:ilvl w:val="0"/>
           <w:numId w:val="1"/>
@@ -1618,7 +1376,7 @@
     </w:p>
     <w:p>
       <w:pPr>
-        <w:pStyle w:val="ListBulletManual"/>
+        <w:pStyle w:val="ListBullet"/>
         <w:numPr>
           <w:ilvl w:val="0"/>
           <w:numId w:val="1"/>
@@ -1634,7 +1392,7 @@
     </w:p>
     <w:p>
       <w:pPr>
-        <w:pStyle w:val="ListBulletManual"/>
+        <w:pStyle w:val="ListBullet"/>
         <w:numPr>
           <w:ilvl w:val="0"/>
           <w:numId w:val="1"/>
@@ -1662,7 +1420,7 @@
     </w:p>
     <w:p>
       <w:pPr>
-        <w:pStyle w:val="ListBulletManual"/>
+        <w:pStyle w:val="ListBullet"/>
         <w:numPr>
           <w:ilvl w:val="0"/>
           <w:numId w:val="1"/>
@@ -1678,7 +1436,7 @@
     </w:p>
     <w:p>
       <w:pPr>
-        <w:pStyle w:val="ListBulletManual"/>
+        <w:pStyle w:val="ListBullet"/>
         <w:numPr>
           <w:ilvl w:val="0"/>
           <w:numId w:val="1"/>
@@ -1707,7 +1465,6 @@
         <w:rPr>
           <w:rFonts w:ascii="Consolas" w:hAnsi="Consolas"/>
           <w:sz w:val="18"/>
-          <w:shd w:fill="F2F4F7"/>
         </w:rPr>
         <w:t xml:space="preserve">DOC-YYYY-###</w:t>
       </w:r>
@@ -1722,7 +1479,6 @@
         <w:rPr>
           <w:rFonts w:ascii="Consolas" w:hAnsi="Consolas"/>
           <w:sz w:val="18"/>
-          <w:shd w:fill="F2F4F7"/>
         </w:rPr>
         <w:t xml:space="preserve">DOC-2026-001</w:t>
       </w:r>
@@ -1784,7 +1540,7 @@
     </w:p>
     <w:p>
       <w:pPr>
-        <w:pStyle w:val="ListBulletManual"/>
+        <w:pStyle w:val="ListBullet"/>
         <w:numPr>
           <w:ilvl w:val="0"/>
           <w:numId w:val="1"/>
@@ -1800,7 +1556,7 @@
     </w:p>
     <w:p>
       <w:pPr>
-        <w:pStyle w:val="ListBulletManual"/>
+        <w:pStyle w:val="ListBullet"/>
         <w:numPr>
           <w:ilvl w:val="0"/>
           <w:numId w:val="1"/>
@@ -1816,7 +1572,7 @@
     </w:p>
     <w:p>
       <w:pPr>
-        <w:pStyle w:val="ListBulletManual"/>
+        <w:pStyle w:val="ListBullet"/>
         <w:numPr>
           <w:ilvl w:val="0"/>
           <w:numId w:val="1"/>
@@ -1832,7 +1588,7 @@
     </w:p>
     <w:p>
       <w:pPr>
-        <w:pStyle w:val="ListBulletManual"/>
+        <w:pStyle w:val="ListBullet"/>
         <w:numPr>
           <w:ilvl w:val="0"/>
           <w:numId w:val="1"/>
@@ -1848,7 +1604,7 @@
     </w:p>
     <w:p>
       <w:pPr>
-        <w:pStyle w:val="ListBulletManual"/>
+        <w:pStyle w:val="ListBullet"/>
         <w:numPr>
           <w:ilvl w:val="0"/>
           <w:numId w:val="1"/>
@@ -1864,7 +1620,7 @@
     </w:p>
     <w:p>
       <w:pPr>
-        <w:pStyle w:val="ListBulletManual"/>
+        <w:pStyle w:val="ListBullet"/>
         <w:numPr>
           <w:ilvl w:val="0"/>
           <w:numId w:val="1"/>
@@ -1892,7 +1648,7 @@
     </w:p>
     <w:p>
       <w:pPr>
-        <w:pStyle w:val="ListBulletManual"/>
+        <w:pStyle w:val="ListBullet"/>
         <w:numPr>
           <w:ilvl w:val="0"/>
           <w:numId w:val="1"/>
@@ -1908,7 +1664,7 @@
     </w:p>
     <w:p>
       <w:pPr>
-        <w:pStyle w:val="ListBulletManual"/>
+        <w:pStyle w:val="ListBullet"/>
         <w:numPr>
           <w:ilvl w:val="0"/>
           <w:numId w:val="1"/>
@@ -1924,7 +1680,7 @@
     </w:p>
     <w:p>
       <w:pPr>
-        <w:pStyle w:val="ListBulletManual"/>
+        <w:pStyle w:val="ListBullet"/>
         <w:numPr>
           <w:ilvl w:val="0"/>
           <w:numId w:val="1"/>
@@ -1940,7 +1696,7 @@
     </w:p>
     <w:p>
       <w:pPr>
-        <w:pStyle w:val="ListBulletManual"/>
+        <w:pStyle w:val="ListBullet"/>
         <w:numPr>
           <w:ilvl w:val="0"/>
           <w:numId w:val="1"/>
@@ -2004,7 +1760,7 @@
     </w:p>
     <w:p>
       <w:pPr>
-        <w:pStyle w:val="ListNumberManual"/>
+        <w:pStyle w:val="ListNumber"/>
         <w:numPr>
           <w:ilvl w:val="0"/>
           <w:numId w:val="2"/>
@@ -2020,7 +1776,7 @@
     </w:p>
     <w:p>
       <w:pPr>
-        <w:pStyle w:val="ListNumberManual"/>
+        <w:pStyle w:val="ListNumber"/>
         <w:numPr>
           <w:ilvl w:val="0"/>
           <w:numId w:val="2"/>
@@ -2036,7 +1792,7 @@
     </w:p>
     <w:p>
       <w:pPr>
-        <w:pStyle w:val="ListNumberManual"/>
+        <w:pStyle w:val="ListNumber"/>
         <w:numPr>
           <w:ilvl w:val="0"/>
           <w:numId w:val="2"/>
@@ -2052,7 +1808,7 @@
     </w:p>
     <w:p>
       <w:pPr>
-        <w:pStyle w:val="ListBulletManual"/>
+        <w:pStyle w:val="ListBullet"/>
         <w:numPr>
           <w:ilvl w:val="0"/>
           <w:numId w:val="1"/>
@@ -2068,7 +1824,7 @@
     </w:p>
     <w:p>
       <w:pPr>
-        <w:pStyle w:val="ListBulletManual"/>
+        <w:pStyle w:val="ListBullet"/>
         <w:numPr>
           <w:ilvl w:val="0"/>
           <w:numId w:val="1"/>
@@ -2084,7 +1840,7 @@
     </w:p>
     <w:p>
       <w:pPr>
-        <w:pStyle w:val="ListBulletManual"/>
+        <w:pStyle w:val="ListBullet"/>
         <w:numPr>
           <w:ilvl w:val="0"/>
           <w:numId w:val="1"/>
@@ -2100,7 +1856,7 @@
     </w:p>
     <w:p>
       <w:pPr>
-        <w:pStyle w:val="ListBulletManual"/>
+        <w:pStyle w:val="ListBullet"/>
         <w:numPr>
           <w:ilvl w:val="0"/>
           <w:numId w:val="1"/>
@@ -2116,7 +1872,7 @@
     </w:p>
     <w:p>
       <w:pPr>
-        <w:pStyle w:val="ListNumberManual"/>
+        <w:pStyle w:val="ListNumber"/>
         <w:numPr>
           <w:ilvl w:val="0"/>
           <w:numId w:val="2"/>
@@ -2132,7 +1888,7 @@
     </w:p>
     <w:p>
       <w:pPr>
-        <w:pStyle w:val="ListNumberManual"/>
+        <w:pStyle w:val="ListNumber"/>
         <w:numPr>
           <w:ilvl w:val="0"/>
           <w:numId w:val="2"/>
@@ -2160,7 +1916,7 @@
     </w:p>
     <w:p>
       <w:pPr>
-        <w:pStyle w:val="ListBulletManual"/>
+        <w:pStyle w:val="ListBullet"/>
         <w:numPr>
           <w:ilvl w:val="0"/>
           <w:numId w:val="1"/>
@@ -2176,7 +1932,7 @@
     </w:p>
     <w:p>
       <w:pPr>
-        <w:pStyle w:val="ListBulletManual"/>
+        <w:pStyle w:val="ListBullet"/>
         <w:numPr>
           <w:ilvl w:val="0"/>
           <w:numId w:val="1"/>
@@ -2192,7 +1948,7 @@
     </w:p>
     <w:p>
       <w:pPr>
-        <w:pStyle w:val="ListBulletManual"/>
+        <w:pStyle w:val="ListBullet"/>
         <w:numPr>
           <w:ilvl w:val="0"/>
           <w:numId w:val="1"/>
@@ -2208,7 +1964,7 @@
     </w:p>
     <w:p>
       <w:pPr>
-        <w:pStyle w:val="ListBulletManual"/>
+        <w:pStyle w:val="ListBullet"/>
         <w:numPr>
           <w:ilvl w:val="0"/>
           <w:numId w:val="1"/>
@@ -2224,7 +1980,7 @@
     </w:p>
     <w:p>
       <w:pPr>
-        <w:pStyle w:val="ListBulletManual"/>
+        <w:pStyle w:val="ListBullet"/>
         <w:numPr>
           <w:ilvl w:val="0"/>
           <w:numId w:val="1"/>
@@ -2240,7 +1996,7 @@
     </w:p>
     <w:p>
       <w:pPr>
-        <w:pStyle w:val="ListBulletManual"/>
+        <w:pStyle w:val="ListBullet"/>
         <w:numPr>
           <w:ilvl w:val="0"/>
           <w:numId w:val="1"/>
@@ -2256,7 +2012,7 @@
     </w:p>
     <w:p>
       <w:pPr>
-        <w:pStyle w:val="ListBulletManual"/>
+        <w:pStyle w:val="ListBullet"/>
         <w:numPr>
           <w:ilvl w:val="0"/>
           <w:numId w:val="1"/>
@@ -2272,7 +2028,7 @@
     </w:p>
     <w:p>
       <w:pPr>
-        <w:pStyle w:val="ListBulletManual"/>
+        <w:pStyle w:val="ListBullet"/>
         <w:numPr>
           <w:ilvl w:val="0"/>
           <w:numId w:val="1"/>
@@ -2288,7 +2044,7 @@
     </w:p>
     <w:p>
       <w:pPr>
-        <w:pStyle w:val="ListBulletManual"/>
+        <w:pStyle w:val="ListBullet"/>
         <w:numPr>
           <w:ilvl w:val="0"/>
           <w:numId w:val="1"/>
@@ -2304,7 +2060,7 @@
     </w:p>
     <w:p>
       <w:pPr>
-        <w:pStyle w:val="ListBulletManual"/>
+        <w:pStyle w:val="ListBullet"/>
         <w:numPr>
           <w:ilvl w:val="0"/>
           <w:numId w:val="1"/>
@@ -2333,7 +2089,6 @@
         <w:rPr>
           <w:rFonts w:ascii="Consolas" w:hAnsi="Consolas"/>
           <w:sz w:val="18"/>
-          <w:shd w:fill="F2F4F7"/>
         </w:rPr>
         <w:t xml:space="preserve">ER-YYYY-###</w:t>
       </w:r>
@@ -2348,7 +2103,6 @@
         <w:rPr>
           <w:rFonts w:ascii="Consolas" w:hAnsi="Consolas"/>
           <w:sz w:val="18"/>
-          <w:shd w:fill="F2F4F7"/>
         </w:rPr>
         <w:t xml:space="preserve">ER-2026-001</w:t>
       </w:r>
@@ -2374,7 +2128,7 @@
     </w:p>
     <w:p>
       <w:pPr>
-        <w:pStyle w:val="ListBulletManual"/>
+        <w:pStyle w:val="ListBullet"/>
         <w:numPr>
           <w:ilvl w:val="0"/>
           <w:numId w:val="1"/>
@@ -2390,7 +2144,7 @@
     </w:p>
     <w:p>
       <w:pPr>
-        <w:pStyle w:val="ListBulletManual"/>
+        <w:pStyle w:val="ListBullet"/>
         <w:numPr>
           <w:ilvl w:val="0"/>
           <w:numId w:val="1"/>
@@ -2406,7 +2160,7 @@
     </w:p>
     <w:p>
       <w:pPr>
-        <w:pStyle w:val="ListBulletManual"/>
+        <w:pStyle w:val="ListBullet"/>
         <w:numPr>
           <w:ilvl w:val="0"/>
           <w:numId w:val="1"/>
@@ -2422,7 +2176,7 @@
     </w:p>
     <w:p>
       <w:pPr>
-        <w:pStyle w:val="ListBulletManual"/>
+        <w:pStyle w:val="ListBullet"/>
         <w:numPr>
           <w:ilvl w:val="0"/>
           <w:numId w:val="1"/>
@@ -2438,7 +2192,7 @@
     </w:p>
     <w:p>
       <w:pPr>
-        <w:pStyle w:val="ListBulletManual"/>
+        <w:pStyle w:val="ListBullet"/>
         <w:numPr>
           <w:ilvl w:val="0"/>
           <w:numId w:val="1"/>
@@ -2467,7 +2221,6 @@
         <w:rPr>
           <w:rFonts w:ascii="Consolas" w:hAnsi="Consolas"/>
           <w:sz w:val="18"/>
-          <w:shd w:fill="F2F4F7"/>
         </w:rPr>
         <w:t xml:space="preserve">SAMPLE-01</w:t>
       </w:r>
@@ -2482,7 +2235,6 @@
         <w:rPr>
           <w:rFonts w:ascii="Consolas" w:hAnsi="Consolas"/>
           <w:sz w:val="18"/>
-          <w:shd w:fill="F2F4F7"/>
         </w:rPr>
         <w:t xml:space="preserve">SAMPLE-02</w:t>
       </w:r>
@@ -2497,7 +2249,6 @@
         <w:rPr>
           <w:rFonts w:ascii="Consolas" w:hAnsi="Consolas"/>
           <w:sz w:val="18"/>
-          <w:shd w:fill="F2F4F7"/>
         </w:rPr>
         <w:t xml:space="preserve">SAMPLE-03</w:t>
       </w:r>
@@ -2547,7 +2298,7 @@
     </w:p>
     <w:p>
       <w:pPr>
-        <w:pStyle w:val="ListBulletManual"/>
+        <w:pStyle w:val="ListBullet"/>
         <w:numPr>
           <w:ilvl w:val="0"/>
           <w:numId w:val="1"/>
@@ -2563,7 +2314,7 @@
     </w:p>
     <w:p>
       <w:pPr>
-        <w:pStyle w:val="ListBulletManual"/>
+        <w:pStyle w:val="ListBullet"/>
         <w:numPr>
           <w:ilvl w:val="0"/>
           <w:numId w:val="1"/>
@@ -2579,7 +2330,7 @@
     </w:p>
     <w:p>
       <w:pPr>
-        <w:pStyle w:val="ListBulletManual"/>
+        <w:pStyle w:val="ListBullet"/>
         <w:numPr>
           <w:ilvl w:val="0"/>
           <w:numId w:val="1"/>
@@ -2595,7 +2346,7 @@
     </w:p>
     <w:p>
       <w:pPr>
-        <w:pStyle w:val="ListBulletManual"/>
+        <w:pStyle w:val="ListBullet"/>
         <w:numPr>
           <w:ilvl w:val="0"/>
           <w:numId w:val="1"/>
@@ -2611,7 +2362,7 @@
     </w:p>
     <w:p>
       <w:pPr>
-        <w:pStyle w:val="ListBulletManual"/>
+        <w:pStyle w:val="ListBullet"/>
         <w:numPr>
           <w:ilvl w:val="0"/>
           <w:numId w:val="1"/>
@@ -2627,7 +2378,7 @@
     </w:p>
     <w:p>
       <w:pPr>
-        <w:pStyle w:val="ListBulletManual"/>
+        <w:pStyle w:val="ListBullet"/>
         <w:numPr>
           <w:ilvl w:val="0"/>
           <w:numId w:val="1"/>
@@ -2655,7 +2406,7 @@
     </w:p>
     <w:p>
       <w:pPr>
-        <w:pStyle w:val="ListBulletManual"/>
+        <w:pStyle w:val="ListBullet"/>
         <w:numPr>
           <w:ilvl w:val="0"/>
           <w:numId w:val="1"/>
@@ -2671,7 +2422,7 @@
     </w:p>
     <w:p>
       <w:pPr>
-        <w:pStyle w:val="ListBulletManual"/>
+        <w:pStyle w:val="ListBullet"/>
         <w:numPr>
           <w:ilvl w:val="0"/>
           <w:numId w:val="1"/>
@@ -2687,7 +2438,7 @@
     </w:p>
     <w:p>
       <w:pPr>
-        <w:pStyle w:val="ListBulletManual"/>
+        <w:pStyle w:val="ListBullet"/>
         <w:numPr>
           <w:ilvl w:val="0"/>
           <w:numId w:val="1"/>
@@ -2703,7 +2454,7 @@
     </w:p>
     <w:p>
       <w:pPr>
-        <w:pStyle w:val="ListBulletManual"/>
+        <w:pStyle w:val="ListBullet"/>
         <w:numPr>
           <w:ilvl w:val="0"/>
           <w:numId w:val="1"/>
@@ -2719,7 +2470,7 @@
     </w:p>
     <w:p>
       <w:pPr>
-        <w:pStyle w:val="ListBulletManual"/>
+        <w:pStyle w:val="ListBullet"/>
         <w:numPr>
           <w:ilvl w:val="0"/>
           <w:numId w:val="1"/>
@@ -2735,7 +2486,7 @@
     </w:p>
     <w:p>
       <w:pPr>
-        <w:pStyle w:val="ListBulletManual"/>
+        <w:pStyle w:val="ListBullet"/>
         <w:numPr>
           <w:ilvl w:val="0"/>
           <w:numId w:val="1"/>
@@ -2751,7 +2502,7 @@
     </w:p>
     <w:p>
       <w:pPr>
-        <w:pStyle w:val="ListBulletManual"/>
+        <w:pStyle w:val="ListBullet"/>
         <w:numPr>
           <w:ilvl w:val="0"/>
           <w:numId w:val="1"/>
@@ -2767,7 +2518,7 @@
     </w:p>
     <w:p>
       <w:pPr>
-        <w:pStyle w:val="ListBulletManual"/>
+        <w:pStyle w:val="ListBullet"/>
         <w:numPr>
           <w:ilvl w:val="0"/>
           <w:numId w:val="1"/>
@@ -2831,7 +2582,7 @@
     </w:p>
     <w:p>
       <w:pPr>
-        <w:pStyle w:val="ListBulletManual"/>
+        <w:pStyle w:val="ListBullet"/>
         <w:numPr>
           <w:ilvl w:val="0"/>
           <w:numId w:val="1"/>
@@ -2847,7 +2598,7 @@
     </w:p>
     <w:p>
       <w:pPr>
-        <w:pStyle w:val="ListBulletManual"/>
+        <w:pStyle w:val="ListBullet"/>
         <w:numPr>
           <w:ilvl w:val="0"/>
           <w:numId w:val="1"/>
@@ -2863,7 +2614,7 @@
     </w:p>
     <w:p>
       <w:pPr>
-        <w:pStyle w:val="ListBulletManual"/>
+        <w:pStyle w:val="ListBullet"/>
         <w:numPr>
           <w:ilvl w:val="0"/>
           <w:numId w:val="1"/>
@@ -2879,7 +2630,7 @@
     </w:p>
     <w:p>
       <w:pPr>
-        <w:pStyle w:val="ListBulletManual"/>
+        <w:pStyle w:val="ListBullet"/>
         <w:numPr>
           <w:ilvl w:val="0"/>
           <w:numId w:val="1"/>
@@ -2895,7 +2646,7 @@
     </w:p>
     <w:p>
       <w:pPr>
-        <w:pStyle w:val="ListBulletManual"/>
+        <w:pStyle w:val="ListBullet"/>
         <w:numPr>
           <w:ilvl w:val="0"/>
           <w:numId w:val="1"/>
@@ -2911,7 +2662,7 @@
     </w:p>
     <w:p>
       <w:pPr>
-        <w:pStyle w:val="ListBulletManual"/>
+        <w:pStyle w:val="ListBullet"/>
         <w:numPr>
           <w:ilvl w:val="0"/>
           <w:numId w:val="1"/>
@@ -2927,7 +2678,7 @@
     </w:p>
     <w:p>
       <w:pPr>
-        <w:pStyle w:val="ListBulletManual"/>
+        <w:pStyle w:val="ListBullet"/>
         <w:numPr>
           <w:ilvl w:val="0"/>
           <w:numId w:val="1"/>
@@ -2943,7 +2694,7 @@
     </w:p>
     <w:p>
       <w:pPr>
-        <w:pStyle w:val="ListBulletManual"/>
+        <w:pStyle w:val="ListBullet"/>
         <w:numPr>
           <w:ilvl w:val="0"/>
           <w:numId w:val="1"/>
@@ -3019,7 +2770,7 @@
     </w:p>
     <w:p>
       <w:pPr>
-        <w:pStyle w:val="ListBulletManual"/>
+        <w:pStyle w:val="ListBullet"/>
         <w:numPr>
           <w:ilvl w:val="0"/>
           <w:numId w:val="1"/>
@@ -3035,7 +2786,7 @@
     </w:p>
     <w:p>
       <w:pPr>
-        <w:pStyle w:val="ListBulletManual"/>
+        <w:pStyle w:val="ListBullet"/>
         <w:numPr>
           <w:ilvl w:val="0"/>
           <w:numId w:val="1"/>
@@ -3051,7 +2802,7 @@
     </w:p>
     <w:p>
       <w:pPr>
-        <w:pStyle w:val="ListBulletManual"/>
+        <w:pStyle w:val="ListBullet"/>
         <w:numPr>
           <w:ilvl w:val="0"/>
           <w:numId w:val="1"/>
@@ -3067,7 +2818,7 @@
     </w:p>
     <w:p>
       <w:pPr>
-        <w:pStyle w:val="ListBulletManual"/>
+        <w:pStyle w:val="ListBullet"/>
         <w:numPr>
           <w:ilvl w:val="0"/>
           <w:numId w:val="1"/>
@@ -3083,7 +2834,7 @@
     </w:p>
     <w:p>
       <w:pPr>
-        <w:pStyle w:val="ListBulletManual"/>
+        <w:pStyle w:val="ListBullet"/>
         <w:numPr>
           <w:ilvl w:val="0"/>
           <w:numId w:val="1"/>
@@ -3123,7 +2874,7 @@
     </w:p>
     <w:p>
       <w:pPr>
-        <w:pStyle w:val="ListBulletManual"/>
+        <w:pStyle w:val="ListBullet"/>
         <w:numPr>
           <w:ilvl w:val="0"/>
           <w:numId w:val="1"/>
@@ -3139,7 +2890,7 @@
     </w:p>
     <w:p>
       <w:pPr>
-        <w:pStyle w:val="ListBulletManual"/>
+        <w:pStyle w:val="ListBullet"/>
         <w:numPr>
           <w:ilvl w:val="0"/>
           <w:numId w:val="1"/>
@@ -3155,7 +2906,7 @@
     </w:p>
     <w:p>
       <w:pPr>
-        <w:pStyle w:val="ListBulletManual"/>
+        <w:pStyle w:val="ListBullet"/>
         <w:numPr>
           <w:ilvl w:val="0"/>
           <w:numId w:val="1"/>
@@ -3219,7 +2970,7 @@
     </w:p>
     <w:p>
       <w:pPr>
-        <w:pStyle w:val="ListBulletManual"/>
+        <w:pStyle w:val="ListBullet"/>
         <w:numPr>
           <w:ilvl w:val="0"/>
           <w:numId w:val="1"/>
@@ -3235,7 +2986,7 @@
     </w:p>
     <w:p>
       <w:pPr>
-        <w:pStyle w:val="ListBulletManual"/>
+        <w:pStyle w:val="ListBullet"/>
         <w:numPr>
           <w:ilvl w:val="0"/>
           <w:numId w:val="1"/>
@@ -3251,7 +3002,7 @@
     </w:p>
     <w:p>
       <w:pPr>
-        <w:pStyle w:val="ListBulletManual"/>
+        <w:pStyle w:val="ListBullet"/>
         <w:numPr>
           <w:ilvl w:val="0"/>
           <w:numId w:val="1"/>
@@ -3267,7 +3018,7 @@
     </w:p>
     <w:p>
       <w:pPr>
-        <w:pStyle w:val="ListBulletManual"/>
+        <w:pStyle w:val="ListBullet"/>
         <w:numPr>
           <w:ilvl w:val="0"/>
           <w:numId w:val="1"/>
@@ -3283,7 +3034,7 @@
     </w:p>
     <w:p>
       <w:pPr>
-        <w:pStyle w:val="ListBulletManual"/>
+        <w:pStyle w:val="ListBullet"/>
         <w:numPr>
           <w:ilvl w:val="0"/>
           <w:numId w:val="1"/>
@@ -3299,7 +3050,7 @@
     </w:p>
     <w:p>
       <w:pPr>
-        <w:pStyle w:val="ListBulletManual"/>
+        <w:pStyle w:val="ListBullet"/>
         <w:numPr>
           <w:ilvl w:val="0"/>
           <w:numId w:val="1"/>
@@ -3327,7 +3078,7 @@
     </w:p>
     <w:p>
       <w:pPr>
-        <w:pStyle w:val="ListNumberManual"/>
+        <w:pStyle w:val="ListNumber"/>
         <w:numPr>
           <w:ilvl w:val="0"/>
           <w:numId w:val="2"/>
@@ -3344,7 +3095,6 @@
         <w:rPr>
           <w:rFonts w:ascii="Consolas" w:hAnsi="Consolas"/>
           <w:sz w:val="18"/>
-          <w:shd w:fill="F2F4F7"/>
         </w:rPr>
         <w:t xml:space="preserve">core/config.php</w:t>
       </w:r>
@@ -3358,7 +3108,7 @@
     </w:p>
     <w:p>
       <w:pPr>
-        <w:pStyle w:val="ListNumberManual"/>
+        <w:pStyle w:val="ListNumber"/>
         <w:numPr>
           <w:ilvl w:val="0"/>
           <w:numId w:val="2"/>
@@ -3375,7 +3125,6 @@
         <w:rPr>
           <w:rFonts w:ascii="Consolas" w:hAnsi="Consolas"/>
           <w:sz w:val="18"/>
-          <w:shd w:fill="F2F4F7"/>
         </w:rPr>
         <w:t xml:space="preserve">database/install.php</w:t>
       </w:r>
@@ -3389,7 +3138,7 @@
     </w:p>
     <w:p>
       <w:pPr>
-        <w:pStyle w:val="ListNumberManual"/>
+        <w:pStyle w:val="ListNumber"/>
         <w:numPr>
           <w:ilvl w:val="0"/>
           <w:numId w:val="2"/>
@@ -3406,7 +3155,6 @@
         <w:rPr>
           <w:rFonts w:ascii="Consolas" w:hAnsi="Consolas"/>
           <w:sz w:val="18"/>
-          <w:shd w:fill="F2F4F7"/>
         </w:rPr>
         <w:t xml:space="preserve">ddas_db</w:t>
       </w:r>
@@ -3420,7 +3168,7 @@
     </w:p>
     <w:p>
       <w:pPr>
-        <w:pStyle w:val="ListNumberManual"/>
+        <w:pStyle w:val="ListNumber"/>
         <w:numPr>
           <w:ilvl w:val="0"/>
           <w:numId w:val="2"/>
@@ -3437,7 +3185,6 @@
         <w:rPr>
           <w:rFonts w:ascii="Consolas" w:hAnsi="Consolas"/>
           <w:sz w:val="18"/>
-          <w:shd w:fill="F2F4F7"/>
         </w:rPr>
         <w:t xml:space="preserve">sys.admin</w:t>
       </w:r>
@@ -3452,7 +3199,6 @@
         <w:rPr>
           <w:rFonts w:ascii="Consolas" w:hAnsi="Consolas"/>
           <w:sz w:val="18"/>
-          <w:shd w:fill="F2F4F7"/>
         </w:rPr>
         <w:t xml:space="preserve">ChangeMe123!</w:t>
       </w:r>
@@ -3466,7 +3212,7 @@
     </w:p>
     <w:p>
       <w:pPr>
-        <w:pStyle w:val="ListNumberManual"/>
+        <w:pStyle w:val="ListNumber"/>
         <w:numPr>
           <w:ilvl w:val="0"/>
           <w:numId w:val="2"/>
@@ -3482,7 +3228,7 @@
     </w:p>
     <w:p>
       <w:pPr>
-        <w:pStyle w:val="ListNumberManual"/>
+        <w:pStyle w:val="ListNumber"/>
         <w:numPr>
           <w:ilvl w:val="0"/>
           <w:numId w:val="2"/>
@@ -3498,7 +3244,7 @@
     </w:p>
     <w:p>
       <w:pPr>
-        <w:pStyle w:val="ListNumberManual"/>
+        <w:pStyle w:val="ListNumber"/>
         <w:numPr>
           <w:ilvl w:val="0"/>
           <w:numId w:val="2"/>
@@ -3514,7 +3260,7 @@
     </w:p>
     <w:p>
       <w:pPr>
-        <w:pStyle w:val="ListNumberManual"/>
+        <w:pStyle w:val="ListNumber"/>
         <w:numPr>
           <w:ilvl w:val="0"/>
           <w:numId w:val="2"/>
@@ -3525,12 +3271,12 @@
           <w:rFonts w:ascii="Calibri" w:hAnsi="Calibri"/>
           <w:sz w:val="22"/>
         </w:rPr>
-        <w:t xml:space="preserve">Suspend or remove unused seed accounts.</w:t>
-      </w:r>
-    </w:p>
-    <w:p>
-      <w:pPr>
-        <w:pStyle w:val="ListNumberManual"/>
+        <w:t xml:space="preserve">Create real Internal and Agency accounts from User Management.</w:t>
+      </w:r>
+    </w:p>
+    <w:p>
+      <w:pPr>
+        <w:pStyle w:val="ListNumber"/>
         <w:numPr>
           <w:ilvl w:val="0"/>
           <w:numId w:val="2"/>
@@ -3546,7 +3292,7 @@
     </w:p>
     <w:p>
       <w:pPr>
-        <w:pStyle w:val="ListNumberManual"/>
+        <w:pStyle w:val="ListNumber"/>
         <w:numPr>
           <w:ilvl w:val="0"/>
           <w:numId w:val="2"/>
@@ -3574,7 +3320,7 @@
     </w:p>
     <w:p>
       <w:pPr>
-        <w:pStyle w:val="ListBulletManual"/>
+        <w:pStyle w:val="ListBullet"/>
         <w:numPr>
           <w:ilvl w:val="0"/>
           <w:numId w:val="1"/>
@@ -3590,7 +3336,7 @@
     </w:p>
     <w:p>
       <w:pPr>
-        <w:pStyle w:val="ListBulletManual"/>
+        <w:pStyle w:val="ListBullet"/>
         <w:numPr>
           <w:ilvl w:val="0"/>
           <w:numId w:val="1"/>
@@ -3606,7 +3352,7 @@
     </w:p>
     <w:p>
       <w:pPr>
-        <w:pStyle w:val="ListBulletManual"/>
+        <w:pStyle w:val="ListBullet"/>
         <w:numPr>
           <w:ilvl w:val="0"/>
           <w:numId w:val="1"/>
@@ -3622,7 +3368,7 @@
     </w:p>
     <w:p>
       <w:pPr>
-        <w:pStyle w:val="ListBulletManual"/>
+        <w:pStyle w:val="ListBullet"/>
         <w:numPr>
           <w:ilvl w:val="0"/>
           <w:numId w:val="1"/>
@@ -3638,7 +3384,7 @@
     </w:p>
     <w:p>
       <w:pPr>
-        <w:pStyle w:val="ListBulletManual"/>
+        <w:pStyle w:val="ListBullet"/>
         <w:numPr>
           <w:ilvl w:val="0"/>
           <w:numId w:val="1"/>
@@ -3654,7 +3400,7 @@
     </w:p>
     <w:p>
       <w:pPr>
-        <w:pStyle w:val="ListBulletManual"/>
+        <w:pStyle w:val="ListBullet"/>
         <w:numPr>
           <w:ilvl w:val="0"/>
           <w:numId w:val="1"/>
@@ -3670,7 +3416,7 @@
     </w:p>
     <w:p>
       <w:pPr>
-        <w:pStyle w:val="ListBulletManual"/>
+        <w:pStyle w:val="ListBullet"/>
         <w:numPr>
           <w:ilvl w:val="0"/>
           <w:numId w:val="1"/>
@@ -3695,30 +3441,23 @@
 <file path=word/numbering.xml><?xml version="1.0" encoding="utf-8"?>
 <w:numbering xmlns:w="http://schemas.openxmlformats.org/wordprocessingml/2006/main">
   <w:abstractNum w:abstractNumId="1">
-    <w:multiLevelType w:val="singleLevel"/>
     <w:lvl w:ilvl="0">
       <w:start w:val="1"/>
       <w:numFmt w:val="bullet"/>
       <w:lvlText w:val="•"/>
-      <w:lvlJc w:val="left"/>
       <w:pPr>
         <w:tabs>
           <w:tab w:val="num" w:pos="540"/>
         </w:tabs>
         <w:ind w:left="540" w:hanging="270"/>
       </w:pPr>
-      <w:rPr>
-        <w:rFonts w:ascii="Symbol" w:hAnsi="Symbol" w:hint="default"/>
-      </w:rPr>
     </w:lvl>
   </w:abstractNum>
   <w:abstractNum w:abstractNumId="2">
-    <w:multiLevelType w:val="singleLevel"/>
     <w:lvl w:ilvl="0">
       <w:start w:val="1"/>
       <w:numFmt w:val="decimal"/>
       <w:lvlText w:val="%1."/>
-      <w:lvlJc w:val="left"/>
       <w:pPr>
         <w:tabs>
           <w:tab w:val="num" w:pos="540"/>
@@ -3738,35 +3477,20 @@
 
 <file path=word/styles.xml><?xml version="1.0" encoding="utf-8"?>
 <w:styles xmlns:w="http://schemas.openxmlformats.org/wordprocessingml/2006/main">
-  <w:docDefaults>
-    <w:rPrDefault>
-      <w:rPr>
-        <w:rFonts w:ascii="Calibri" w:hAnsi="Calibri"/>
-        <w:sz w:val="22"/>
-        <w:color w:val="000000"/>
-      </w:rPr>
-    </w:rPrDefault>
-    <w:pPrDefault>
-      <w:pPr>
-        <w:spacing w:after="120" w:line="300" w:lineRule="auto"/>
-      </w:pPr>
-    </w:pPrDefault>
-  </w:docDefaults>
   <w:style w:type="paragraph" w:styleId="Normal">
     <w:name w:val="Normal"/>
     <w:pPr>
-      <w:qFormat/>
+      <w:spacing w:after="120" w:line="300" w:lineRule="auto"/>
     </w:pPr>
     <w:rPr>
       <w:rFonts w:ascii="Calibri" w:hAnsi="Calibri"/>
       <w:sz w:val="22"/>
-      <w:color w:val="000000"/>
     </w:rPr>
   </w:style>
-  <w:style w:type="paragraph" w:styleId="ManualTitle">
-    <w:name w:val="Manual Title"/>
+  <w:style w:type="paragraph" w:styleId="Title">
+    <w:name w:val="Title"/>
     <w:pPr>
-      <w:spacing w:before="0" w:after="160"/>
+      <w:spacing w:after="160"/>
       <w:keepNext/>
     </w:pPr>
     <w:rPr>
@@ -3776,30 +3500,15 @@
       <w:color w:val="0B2545"/>
     </w:rPr>
   </w:style>
-  <w:style w:type="paragraph" w:styleId="ManualSubtitle">
-    <w:name w:val="Manual Subtitle"/>
+  <w:style w:type="paragraph" w:styleId="Subtitle">
+    <w:name w:val="Subtitle"/>
     <w:pPr>
-      <w:spacing w:before="0" w:after="220"/>
+      <w:spacing w:after="280"/>
     </w:pPr>
     <w:rPr>
       <w:rFonts w:ascii="Calibri" w:hAnsi="Calibri"/>
       <w:sz w:val="24"/>
       <w:color w:val="64748B"/>
-    </w:rPr>
-  </w:style>
-  <w:style w:type="paragraph" w:styleId="ManualLead">
-    <w:name w:val="Manual Lead"/>
-    <w:pPr>
-      <w:spacing w:before="0" w:after="260"/>
-      <w:pBdr>
-        <w:bottom w:val="single" w:sz="6" w:space="10" w:color="D9E2EC"/>
-      </w:pBdr>
-    </w:pPr>
-    <w:rPr>
-      <w:rFonts w:ascii="Calibri" w:hAnsi="Calibri"/>
-      <w:i/>
-      <w:sz w:val="22"/>
-      <w:color w:val="334155"/>
     </w:rPr>
   </w:style>
   <w:style w:type="paragraph" w:styleId="Heading1">
@@ -3844,8 +3553,8 @@
       <w:color w:val="1F4D78"/>
     </w:rPr>
   </w:style>
-  <w:style w:type="paragraph" w:styleId="ListBulletManual">
-    <w:name w:val="List Bullet Manual"/>
+  <w:style w:type="paragraph" w:styleId="ListBullet">
+    <w:name w:val="List Bullet"/>
     <w:pPr>
       <w:numPr>
         <w:ilvl w:val="0"/>
@@ -3858,8 +3567,8 @@
       <w:sz w:val="22"/>
     </w:rPr>
   </w:style>
-  <w:style w:type="paragraph" w:styleId="ListNumberManual">
-    <w:name w:val="List Number Manual"/>
+  <w:style w:type="paragraph" w:styleId="ListNumber">
+    <w:name w:val="List Number"/>
     <w:pPr>
       <w:numPr>
         <w:ilvl w:val="0"/>
@@ -3872,17 +3581,15 @@
       <w:sz w:val="22"/>
     </w:rPr>
   </w:style>
-  <w:style w:type="paragraph" w:styleId="CodeBlock">
-    <w:name w:val="Code Block"/>
+  <w:style w:type="paragraph" w:styleId="Code">
+    <w:name w:val="Code"/>
     <w:pPr>
       <w:spacing w:before="80" w:after="120"/>
       <w:shd w:fill="F2F4F7"/>
-      <w:ind w:left="120" w:right="120"/>
     </w:pPr>
     <w:rPr>
       <w:rFonts w:ascii="Consolas" w:hAnsi="Consolas"/>
       <w:sz w:val="18"/>
-      <w:color w:val="334155"/>
     </w:rPr>
   </w:style>
 </w:styles>
